--- a/contents/battle-workbook/secuops-w01.docx
+++ b/contents/battle-workbook/secuops-w01.docx
@@ -50,7 +50,7 @@
           <w:rFonts w:ascii="맑은 고딕" w:hAnsi="맑은 고딕" w:eastAsia="맑은 고딕"/>
           <w:sz w:val="21"/>
         </w:rPr>
-        <w:t>보안운영 1주차 — 6v6 의 4-tier(ext→pipe→dmz→int) 방어 스택 전체가 살아서 협력하는지 확인하고,</w:t>
+        <w:t>보안운영 1주차 — el34 의 4-tier(ext→pipe→dmz→int) 방어 스택 전체가 살아서 협력하는지 확인하고,</w:t>
       </w:r>
       <w:r>
         <w:br/>
@@ -123,22 +123,7 @@
           <w:rFonts w:ascii="맑은 고딕" w:hAnsi="맑은 고딕" w:eastAsia="맑은 고딕"/>
           <w:sz w:val="21"/>
         </w:rPr>
-        <w:t xml:space="preserve">▸ 공격자 위치(중요): Red 는 </w:t>
-      </w:r>
-      <w:r>
-        <w:rPr>
-          <w:rFonts w:ascii="맑은 고딕" w:hAnsi="맑은 고딕" w:eastAsia="맑은 고딕"/>
-          <w:b/>
-          <w:sz w:val="21"/>
-        </w:rPr>
-        <w:t>망 외부 공격자(attacker-ext, SSH 2203)</w:t>
-      </w:r>
-      <w:r>
-        <w:rPr>
-          <w:rFonts w:ascii="맑은 고딕" w:hAnsi="맑은 고딕" w:eastAsia="맑은 고딕"/>
-          <w:sz w:val="21"/>
-        </w:rPr>
-        <w:t>. 외부 명령 미수집 →</w:t>
+        <w:t>▸ 공격자 위치(중요)</w:t>
       </w:r>
       <w:r>
         <w:br/>
@@ -148,7 +133,82 @@
           <w:rFonts w:ascii="맑은 고딕" w:hAnsi="맑은 고딕" w:eastAsia="맑은 고딕"/>
           <w:sz w:val="21"/>
         </w:rPr>
-        <w:t>Red 채점은 대상 각 방어층(Suricata/ModSecurity)·SIEM 에 남은 탐지 흔적으로 한다.</w:t>
+        <w:t xml:space="preserve">이 주차의 Red 미션은 </w:t>
+      </w:r>
+      <w:r>
+        <w:rPr>
+          <w:rFonts w:ascii="맑은 고딕" w:hAnsi="맑은 고딕" w:eastAsia="맑은 고딕"/>
+          <w:b/>
+          <w:sz w:val="21"/>
+        </w:rPr>
+        <w:t>망 외부 공격자 VM(192.168.0.202)</w:t>
+      </w:r>
+      <w:r>
+        <w:rPr>
+          <w:rFonts w:ascii="맑은 고딕" w:hAnsi="맑은 고딕" w:eastAsia="맑은 고딕"/>
+          <w:sz w:val="21"/>
+        </w:rPr>
+        <w:t xml:space="preserve"> 기준이다. el34 는 공격자의 출처 IP를</w:t>
+      </w:r>
+      <w:r>
+        <w:br/>
+      </w:r>
+      <w:r>
+        <w:rPr>
+          <w:rFonts w:ascii="맑은 고딕" w:hAnsi="맑은 고딕" w:eastAsia="맑은 고딕"/>
+          <w:sz w:val="21"/>
+        </w:rPr>
+        <w:t>fw→ips→web(WAF) 전 계층에 그대로 보존하므로(HAProxy 제거·NAT 출처소실 없음), Red 채점은 **대상</w:t>
+      </w:r>
+      <w:r>
+        <w:br/>
+      </w:r>
+      <w:r>
+        <w:rPr>
+          <w:rFonts w:ascii="맑은 고딕" w:hAnsi="맑은 고딕" w:eastAsia="맑은 고딕"/>
+          <w:sz w:val="21"/>
+        </w:rPr>
+        <w:t>(el34) 인프라에 남은 탐지 흔적</w:t>
+      </w:r>
+      <w:r>
+        <w:rPr>
+          <w:rFonts w:ascii="맑은 고딕" w:hAnsi="맑은 고딕" w:eastAsia="맑은 고딕"/>
+          <w:b/>
+          <w:sz w:val="21"/>
+        </w:rPr>
+        <w:t xml:space="preserve">(WAF audit / IPS / 호스트 계정·포트)과 </w:t>
+      </w:r>
+      <w:r>
+        <w:rPr>
+          <w:rFonts w:ascii="맑은 고딕" w:hAnsi="맑은 고딕" w:eastAsia="맑은 고딕"/>
+          <w:sz w:val="21"/>
+        </w:rPr>
+        <w:t>출처 IP(192.168.0.202)·</w:t>
+      </w:r>
+      <w:r>
+        <w:br/>
+      </w:r>
+      <w:r>
+        <w:rPr>
+          <w:rFonts w:ascii="맑은 고딕" w:hAnsi="맑은 고딕" w:eastAsia="맑은 고딕"/>
+          <w:sz w:val="21"/>
+        </w:rPr>
+        <w:t>고유 태그 상관</w:t>
+      </w:r>
+      <w:r>
+        <w:rPr>
+          <w:rFonts w:ascii="맑은 고딕" w:hAnsi="맑은 고딕" w:eastAsia="맑은 고딕"/>
+          <w:b/>
+          <w:sz w:val="21"/>
+        </w:rPr>
+        <w:t xml:space="preserve">으로 한다. 반드시 </w:t>
+      </w:r>
+      <w:r>
+        <w:rPr>
+          <w:rFonts w:ascii="맑은 고딕" w:hAnsi="맑은 고딕" w:eastAsia="맑은 고딕"/>
+          <w:sz w:val="21"/>
+        </w:rPr>
+        <w:t>고유 태그**를 붙여 앰비언트 노이즈와 구분되게 한다.</w:t>
       </w:r>
     </w:p>
     <w:p>
@@ -157,7 +217,7 @@
           <w:rFonts w:ascii="맑은 고딕" w:hAnsi="맑은 고딕" w:eastAsia="맑은 고딕"/>
           <w:sz w:val="21"/>
         </w:rPr>
-        <w:t>▸ 이 주차의 공격은 모두 6v6 에 이미 로딩된 IPS/WAF/SIEM 룰을 trigger 하여 SIEM(Wazuh)으로</w:t>
+        <w:t>▸ 이 주차의 공격은 모두 el34 에 이미 로딩된 IPS/WAF/SIEM 룰을 trigger 하여 SIEM(Wazuh)으로</w:t>
       </w:r>
       <w:r>
         <w:br/>
@@ -205,7 +265,7 @@
           <w:rFonts w:ascii="맑은 고딕" w:hAnsi="맑은 고딕" w:eastAsia="맑은 고딕"/>
           <w:sz w:val="21"/>
         </w:rPr>
-        <w:t>망 외부 공격자(attacker-ext)로 대상 공개 표면 전체를 포트·서비스 스캔한다. 4-tier 방어의</w:t>
+        <w:t>망 외부 공격자(외부 공격자 VM 192.168.0.202)로 대상 공개 표면 전체를 포트·서비스 스캔한다. 4-tier 방어의</w:t>
       </w:r>
       <w:r>
         <w:br/>
@@ -240,7 +300,7 @@
           <w:rFonts w:ascii="Consolas" w:hAnsi="Consolas"/>
           <w:sz w:val="19"/>
         </w:rPr>
-        <w:t>nmap -sV -p 1-10000 &lt;대상_공개IP&gt; --max-retries 1 --host-timeout 15s -T4</w:t>
+        <w:t>nmap -sV -p 1-10000 192.168.0.161 --max-retries 1 --host-timeout 15s -T4</w:t>
       </w:r>
     </w:p>
     <w:p>
@@ -348,7 +408,7 @@
           <w:b/>
           <w:sz w:val="22"/>
         </w:rPr>
-        <w:t>▶ 실행 결과 화면 (스크린샷 붙여넣기)</w:t>
+        <w:t>▶ 실행 결과 (출력/스크린샷)</w:t>
       </w:r>
     </w:p>
     <w:tbl>
@@ -382,7 +442,7 @@
                 <w:color w:val="AAAAAA"/>
                 <w:sz w:val="18"/>
               </w:rPr>
-              <w:t>여기에 결과 스크린샷을 붙여넣으세요 (커서를 두고 Ctrl+V)</w:t>
+              <w:t>여기에 결과 출력을 적거나 스크린샷을 붙여넣으세요 (커서를 두고 Ctrl+V)</w:t>
             </w:r>
           </w:p>
         </w:tc>
@@ -498,7 +558,7 @@
           <w:rFonts w:ascii="Consolas" w:hAnsi="Consolas"/>
           <w:sz w:val="19"/>
         </w:rPr>
-        <w:t>sqlmap -u "http://&lt;대상_공개IP&gt;:8080/vulnerabilities/sqli/?id=1&amp;Submit=Submit" \</w:t>
+        <w:t>sqlmap -u "http://192.168.0.161:8080/vulnerabilities/sqli/?id=1&amp;Submit=Submit" \</w:t>
         <w:br/>
         <w:t xml:space="preserve">       --cookie="security=low; PHPSESSID=test" --batch --technique=U</w:t>
       </w:r>
@@ -608,7 +668,7 @@
           <w:b/>
           <w:sz w:val="22"/>
         </w:rPr>
-        <w:t>▶ 실행 결과 화면 (스크린샷 붙여넣기)</w:t>
+        <w:t>▶ 실행 결과 (출력/스크린샷)</w:t>
       </w:r>
     </w:p>
     <w:tbl>
@@ -642,7 +702,7 @@
                 <w:color w:val="AAAAAA"/>
                 <w:sz w:val="18"/>
               </w:rPr>
-              <w:t>여기에 결과 스크린샷을 붙여넣으세요 (커서를 두고 Ctrl+V)</w:t>
+              <w:t>여기에 결과 출력을 적거나 스크린샷을 붙여넣으세요 (커서를 두고 Ctrl+V)</w:t>
             </w:r>
           </w:p>
         </w:tc>
@@ -809,7 +869,7 @@
           <w:b/>
           <w:sz w:val="22"/>
         </w:rPr>
-        <w:t>▶ 실행 결과 화면 (스크린샷 붙여넣기)</w:t>
+        <w:t>▶ 실행 결과 (출력/스크린샷)</w:t>
       </w:r>
     </w:p>
     <w:tbl>
@@ -843,7 +903,7 @@
                 <w:color w:val="AAAAAA"/>
                 <w:sz w:val="18"/>
               </w:rPr>
-              <w:t>여기에 결과 스크린샷을 붙여넣으세요 (커서를 두고 Ctrl+V)</w:t>
+              <w:t>여기에 결과 출력을 적거나 스크린샷을 붙여넣으세요 (커서를 두고 Ctrl+V)</w:t>
             </w:r>
           </w:p>
         </w:tc>
@@ -1010,7 +1070,7 @@
           <w:b/>
           <w:sz w:val="22"/>
         </w:rPr>
-        <w:t>▶ 실행 결과 화면 (스크린샷 붙여넣기)</w:t>
+        <w:t>▶ 실행 결과 (출력/스크린샷)</w:t>
       </w:r>
     </w:p>
     <w:tbl>
@@ -1044,7 +1104,7 @@
                 <w:color w:val="AAAAAA"/>
                 <w:sz w:val="18"/>
               </w:rPr>
-              <w:t>여기에 결과 스크린샷을 붙여넣으세요 (커서를 두고 Ctrl+V)</w:t>
+              <w:t>여기에 결과 출력을 적거나 스크린샷을 붙여넣으세요 (커서를 두고 Ctrl+V)</w:t>
             </w:r>
           </w:p>
         </w:tc>
@@ -1236,7 +1296,7 @@
           <w:b/>
           <w:sz w:val="22"/>
         </w:rPr>
-        <w:t>▶ 실행 결과 화면 (스크린샷 붙여넣기)</w:t>
+        <w:t>▶ 실행 결과 (출력/스크린샷)</w:t>
       </w:r>
     </w:p>
     <w:tbl>
@@ -1270,7 +1330,7 @@
                 <w:color w:val="AAAAAA"/>
                 <w:sz w:val="18"/>
               </w:rPr>
-              <w:t>여기에 결과 스크린샷을 붙여넣으세요 (커서를 두고 Ctrl+V)</w:t>
+              <w:t>여기에 결과 출력을 적거나 스크린샷을 붙여넣으세요 (커서를 두고 Ctrl+V)</w:t>
             </w:r>
           </w:p>
         </w:tc>
@@ -1447,7 +1507,7 @@
           <w:b/>
           <w:sz w:val="22"/>
         </w:rPr>
-        <w:t>▶ 실행 결과 화면 (스크린샷 붙여넣기)</w:t>
+        <w:t>▶ 실행 결과 (출력/스크린샷)</w:t>
       </w:r>
     </w:p>
     <w:tbl>
@@ -1481,7 +1541,7 @@
                 <w:color w:val="AAAAAA"/>
                 <w:sz w:val="18"/>
               </w:rPr>
-              <w:t>여기에 결과 스크린샷을 붙여넣으세요 (커서를 두고 Ctrl+V)</w:t>
+              <w:t>여기에 결과 출력을 적거나 스크린샷을 붙여넣으세요 (커서를 두고 Ctrl+V)</w:t>
             </w:r>
           </w:p>
         </w:tc>
@@ -1658,7 +1718,7 @@
           <w:b/>
           <w:sz w:val="22"/>
         </w:rPr>
-        <w:t>▶ 실행 결과 화면 (스크린샷 붙여넣기)</w:t>
+        <w:t>▶ 실행 결과 (출력/스크린샷)</w:t>
       </w:r>
     </w:p>
     <w:tbl>
@@ -1692,7 +1752,7 @@
                 <w:color w:val="AAAAAA"/>
                 <w:sz w:val="18"/>
               </w:rPr>
-              <w:t>여기에 결과 스크린샷을 붙여넣으세요 (커서를 두고 Ctrl+V)</w:t>
+              <w:t>여기에 결과 출력을 적거나 스크린샷을 붙여넣으세요 (커서를 두고 Ctrl+V)</w:t>
             </w:r>
           </w:p>
         </w:tc>
